--- a/lessions/0008_2.docx
+++ b/lessions/0008_2.docx
@@ -64,7 +64,13 @@
     </w:p>
     <w:p>
       <w:r>
-        <w:t>Where is the teacher ‘s desh? -&gt; Bàn của giáo viên đâu.</w:t>
+        <w:t>Where is the teacher ‘s des</w:t>
+      </w:r>
+      <w:r>
+        <w:t>k</w:t>
+      </w:r>
+      <w:r>
+        <w:t>? -&gt; Bàn của giáo viên đâu.</w:t>
       </w:r>
     </w:p>
     <w:p>
@@ -74,7 +80,10 @@
     </w:p>
     <w:p>
       <w:r>
-        <w:t>2. DANH TỪ SỐ NHIỀU + ‘</w:t>
+        <w:t xml:space="preserve">2. DANH TỪ SỐ NHIỀU </w:t>
+      </w:r>
+      <w:r>
+        <w:t>+'</w:t>
       </w:r>
     </w:p>
     <w:p>
@@ -193,7 +202,13 @@
     </w:p>
     <w:p>
       <w:r>
-        <w:t>The nam of the company. -&gt; Tên của công ty</w:t>
+        <w:t>The nam</w:t>
+      </w:r>
+      <w:r>
+        <w:t>e</w:t>
+      </w:r>
+      <w:r>
+        <w:t xml:space="preserve"> of the company. -&gt; Tên của công ty</w:t>
       </w:r>
     </w:p>
     <w:p>
@@ -320,7 +335,13 @@
     </w:p>
     <w:p>
       <w:r>
-        <w:t>That phone is hes -&gt; Điện thoại đó là của cô ấy</w:t>
+        <w:t>That phone is he</w:t>
+      </w:r>
+      <w:r>
+        <w:t>r</w:t>
+      </w:r>
+      <w:r>
+        <w:t>s -&gt; Điện thoại đó là của cô ấy</w:t>
       </w:r>
     </w:p>
     <w:p>
@@ -389,7 +410,7 @@
     </w:p>
     <w:p>
       <w:r>
-        <w:t>It’s my friend’s laptop. -&gt; Đó là laptop của bạn tôi.l</w:t>
+        <w:t>It’s my friend’s laptop. -&gt; Đó là laptop của bạn tôi.</w:t>
       </w:r>
     </w:p>
     <w:p>
